--- a/ky/wisdom-stories/mullah-and-the-scholar.docx
+++ b/ky/wisdom-stories/mullah-and-the-scholar.docx
@@ -93,7 +93,7 @@
           <w:sz w:val="22"/>
           <w:lang w:val="ky-KG"/>
         </w:rPr>
-        <w:t>Темир котормочу аркылуу аалымдан: «Бул ишараттардан биз эч нерсе түшүнгөн жокпуз», — деп сурайт.</w:t>
+        <w:t>Темир котормочу аркылуу аалымдан: «Бул ишараттар менен эмнени айткыңыз келди? Биз эч нерсе түшүнгөн жокпуз», — деп сурайт.</w:t>
       </w:r>
     </w:p>
     <w:p>
@@ -183,7 +183,7 @@
           <w:sz w:val="22"/>
           <w:lang w:val="ky-KG"/>
         </w:rPr>
-        <w:t>Мен да колумду төмөн каратып: “Үстүндө эти болсо, жейм”, — дедим. Үчүнчү жолу курсагын көрсөтүп: “Жолдон келдим, ачмын”, — деди. Мен да дароо чөнтөгүмдөн жумуртканы чыгарып: “Чынын айтсам, мен өзүм сенден да ачмын, болгону чөнтөгүмдө жалгыз жумуртка бар. Сурана көрбө, бере албайм”, — дедим».</w:t>
+        <w:t>Мен да колумду төмөн каратып: “Үстүндө карасы болсо, жейм”, — дедим. Үчүнчү жолу курсагын көрсөтүп: “Жолдон келдим, ачмын”, — деди. Мен да дароо чөнтөгүмдөн жумуртканы чыгарып: “Жаның үчүн, мен өзүм сенден да ачмын, болгону чөнтөгүмдө жалгыз жумуртка бар. Сурана көрбө, бере албайм”, — дедим».</w:t>
       </w:r>
     </w:p>
     <w:p>
@@ -207,7 +207,7 @@
           <w:sz w:val="22"/>
           <w:lang w:val="ky-KG"/>
         </w:rPr>
-        <w:t xml:space="preserve">Сабак: </w:t>
+        <w:t>Сабак: Бир эле ишаратты ар ким өз түшүнүгүнө жараша чечмелейт. Адам каршысындагыны көбүнчө өз оюнун күзгүсүнөн көрөт.</w:t>
       </w:r>
       <w:r>
         <w:rPr>
@@ -216,7 +216,6 @@
           <w:sz w:val="22"/>
           <w:lang w:val="ky-KG"/>
         </w:rPr>
-        <w:t>Бир эле ишаратты ар ким өз түшүнүгүнө жараша чечмелейт. Өз оюңду бирөөнүн ою деп кабыл алууга шашпа.</w:t>
       </w:r>
     </w:p>
     <w:p>
@@ -236,7 +235,7 @@
           <w:sz w:val="18"/>
           <w:lang w:val="ky-KG"/>
         </w:rPr>
-        <w:t>Окуя ачык интернет булактарынан алынды.</w:t>
+        <w:t>Аңгемелер ачык интернет булактарынан алынган, иллюстрациялар болсо ЖИ менен түзүлгөн.</w:t>
       </w:r>
     </w:p>
     <w:sectPr>
